--- a/examples/prediction/doc/07-torch-ts-mlp-regression.docx
+++ b/examples/prediction/doc/07-torch-ts-mlp-regression.docx
@@ -363,7 +363,7 @@
         <w:rPr>
           <w:rStyle w:val="VerbatimChar"/>
         </w:rPr>
-        <w:t xml:space="preserve">##             t9        t8        t7        t6        t5        t4        t3</w:t>
+        <w:t xml:space="preserve">##             t9        t8        t7        t6        t5        t4        t3        t2        t1        t0</w:t>
       </w:r>
       <w:r>
         <w:br/>
@@ -372,7 +372,7 @@
         <w:rPr>
           <w:rStyle w:val="VerbatimChar"/>
         </w:rPr>
-        <w:t xml:space="preserve">## [1,] 0.0000000 0.2474040 0.4794255 0.6816388 0.8414710 0.9489846 0.9974950</w:t>
+        <w:t xml:space="preserve">## [1,] 0.0000000 0.2474040 0.4794255 0.6816388 0.8414710 0.9489846 0.9974950 0.9839859 0.9092974 0.7780732</w:t>
       </w:r>
       <w:r>
         <w:br/>
@@ -381,7 +381,7 @@
         <w:rPr>
           <w:rStyle w:val="VerbatimChar"/>
         </w:rPr>
-        <w:t xml:space="preserve">## [2,] 0.2474040 0.4794255 0.6816388 0.8414710 0.9489846 0.9974950 0.9839859</w:t>
+        <w:t xml:space="preserve">## [2,] 0.2474040 0.4794255 0.6816388 0.8414710 0.9489846 0.9974950 0.9839859 0.9092974 0.7780732 0.5984721</w:t>
       </w:r>
       <w:r>
         <w:br/>
@@ -390,43 +390,7 @@
         <w:rPr>
           <w:rStyle w:val="VerbatimChar"/>
         </w:rPr>
-        <w:t xml:space="preserve">## [3,] 0.4794255 0.6816388 0.8414710 0.9489846 0.9974950 0.9839859 0.9092974</w:t>
-      </w:r>
-      <w:r>
-        <w:br/>
-      </w:r>
-      <w:r>
-        <w:rPr>
-          <w:rStyle w:val="VerbatimChar"/>
-        </w:rPr>
-        <w:t xml:space="preserve">##             t2        t1        t0</w:t>
-      </w:r>
-      <w:r>
-        <w:br/>
-      </w:r>
-      <w:r>
-        <w:rPr>
-          <w:rStyle w:val="VerbatimChar"/>
-        </w:rPr>
-        <w:t xml:space="preserve">## [1,] 0.9839859 0.9092974 0.7780732</w:t>
-      </w:r>
-      <w:r>
-        <w:br/>
-      </w:r>
-      <w:r>
-        <w:rPr>
-          <w:rStyle w:val="VerbatimChar"/>
-        </w:rPr>
-        <w:t xml:space="preserve">## [2,] 0.9092974 0.7780732 0.5984721</w:t>
-      </w:r>
-      <w:r>
-        <w:br/>
-      </w:r>
-      <w:r>
-        <w:rPr>
-          <w:rStyle w:val="VerbatimChar"/>
-        </w:rPr>
-        <w:t xml:space="preserve">## [3,] 0.7780732 0.5984721 0.3816610</w:t>
+        <w:t xml:space="preserve">## [3,] 0.4794255 0.6816388 0.8414710 0.9489846 0.9974950 0.9839859 0.9092974 0.7780732 0.5984721 0.3816610</w:t>
       </w:r>
     </w:p>
     <w:p>

--- a/examples/prediction/doc/07-torch-ts-mlp-regression.docx
+++ b/examples/prediction/doc/07-torch-ts-mlp-regression.docx
@@ -363,7 +363,7 @@
         <w:rPr>
           <w:rStyle w:val="VerbatimChar"/>
         </w:rPr>
-        <w:t xml:space="preserve">##             t9        t8        t7        t6        t5        t4        t3        t2        t1        t0</w:t>
+        <w:t xml:space="preserve">##             t9        t8        t7        t6        t5        t4        t3</w:t>
       </w:r>
       <w:r>
         <w:br/>
@@ -372,7 +372,7 @@
         <w:rPr>
           <w:rStyle w:val="VerbatimChar"/>
         </w:rPr>
-        <w:t xml:space="preserve">## [1,] 0.0000000 0.2474040 0.4794255 0.6816388 0.8414710 0.9489846 0.9974950 0.9839859 0.9092974 0.7780732</w:t>
+        <w:t xml:space="preserve">## [1,] 0.0000000 0.2474040 0.4794255 0.6816388 0.8414710 0.9489846 0.9974950</w:t>
       </w:r>
       <w:r>
         <w:br/>
@@ -381,7 +381,7 @@
         <w:rPr>
           <w:rStyle w:val="VerbatimChar"/>
         </w:rPr>
-        <w:t xml:space="preserve">## [2,] 0.2474040 0.4794255 0.6816388 0.8414710 0.9489846 0.9974950 0.9839859 0.9092974 0.7780732 0.5984721</w:t>
+        <w:t xml:space="preserve">## [2,] 0.2474040 0.4794255 0.6816388 0.8414710 0.9489846 0.9974950 0.9839859</w:t>
       </w:r>
       <w:r>
         <w:br/>
@@ -390,7 +390,43 @@
         <w:rPr>
           <w:rStyle w:val="VerbatimChar"/>
         </w:rPr>
-        <w:t xml:space="preserve">## [3,] 0.4794255 0.6816388 0.8414710 0.9489846 0.9974950 0.9839859 0.9092974 0.7780732 0.5984721 0.3816610</w:t>
+        <w:t xml:space="preserve">## [3,] 0.4794255 0.6816388 0.8414710 0.9489846 0.9974950 0.9839859 0.9092974</w:t>
+      </w:r>
+      <w:r>
+        <w:br/>
+      </w:r>
+      <w:r>
+        <w:rPr>
+          <w:rStyle w:val="VerbatimChar"/>
+        </w:rPr>
+        <w:t xml:space="preserve">##             t2        t1        t0</w:t>
+      </w:r>
+      <w:r>
+        <w:br/>
+      </w:r>
+      <w:r>
+        <w:rPr>
+          <w:rStyle w:val="VerbatimChar"/>
+        </w:rPr>
+        <w:t xml:space="preserve">## [1,] 0.9839859 0.9092974 0.7780732</w:t>
+      </w:r>
+      <w:r>
+        <w:br/>
+      </w:r>
+      <w:r>
+        <w:rPr>
+          <w:rStyle w:val="VerbatimChar"/>
+        </w:rPr>
+        <w:t xml:space="preserve">## [2,] 0.9092974 0.7780732 0.5984721</w:t>
+      </w:r>
+      <w:r>
+        <w:br/>
+      </w:r>
+      <w:r>
+        <w:rPr>
+          <w:rStyle w:val="VerbatimChar"/>
+        </w:rPr>
+        <w:t xml:space="preserve">## [3,] 0.7780732 0.5984721 0.3816610</w:t>
       </w:r>
     </w:p>
     <w:p>
@@ -923,6 +959,24 @@
         <w:rPr>
           <w:rStyle w:val="DecValTok"/>
         </w:rPr>
+        <w:t xml:space="preserve">32</w:t>
+      </w:r>
+      <w:r>
+        <w:rPr>
+          <w:rStyle w:val="DataTypeTok"/>
+        </w:rPr>
+        <w:t xml:space="preserve">L</w:t>
+      </w:r>
+      <w:r>
+        <w:rPr>
+          <w:rStyle w:val="NormalTok"/>
+        </w:rPr>
+        <w:t xml:space="preserve">, </w:t>
+      </w:r>
+      <w:r>
+        <w:rPr>
+          <w:rStyle w:val="DecValTok"/>
+        </w:rPr>
         <w:t xml:space="preserve">16</w:t>
       </w:r>
       <w:r>
@@ -935,91 +989,73 @@
         <w:rPr>
           <w:rStyle w:val="NormalTok"/>
         </w:rPr>
-        <w:t xml:space="preserve">, </w:t>
+        <w:t xml:space="preserve">),</w:t>
+      </w:r>
+      <w:r>
+        <w:br/>
+      </w:r>
+      <w:r>
+        <w:rPr>
+          <w:rStyle w:val="NormalTok"/>
+        </w:rPr>
+        <w:t xml:space="preserve">  </w:t>
+      </w:r>
+      <w:r>
+        <w:rPr>
+          <w:rStyle w:val="AttributeTok"/>
+        </w:rPr>
+        <w:t xml:space="preserve">epochs =</w:t>
+      </w:r>
+      <w:r>
+        <w:rPr>
+          <w:rStyle w:val="NormalTok"/>
+        </w:rPr>
+        <w:t xml:space="preserve"> </w:t>
       </w:r>
       <w:r>
         <w:rPr>
           <w:rStyle w:val="DecValTok"/>
         </w:rPr>
+        <w:t xml:space="preserve">200</w:t>
+      </w:r>
+      <w:r>
+        <w:rPr>
+          <w:rStyle w:val="DataTypeTok"/>
+        </w:rPr>
+        <w:t xml:space="preserve">L</w:t>
+      </w:r>
+      <w:r>
+        <w:rPr>
+          <w:rStyle w:val="NormalTok"/>
+        </w:rPr>
+        <w:t xml:space="preserve">,</w:t>
+      </w:r>
+      <w:r>
+        <w:br/>
+      </w:r>
+      <w:r>
+        <w:rPr>
+          <w:rStyle w:val="NormalTok"/>
+        </w:rPr>
+        <w:t xml:space="preserve">  </w:t>
+      </w:r>
+      <w:r>
+        <w:rPr>
+          <w:rStyle w:val="AttributeTok"/>
+        </w:rPr>
+        <w:t xml:space="preserve">batch_size =</w:t>
+      </w:r>
+      <w:r>
+        <w:rPr>
+          <w:rStyle w:val="NormalTok"/>
+        </w:rPr>
+        <w:t xml:space="preserve"> </w:t>
+      </w:r>
+      <w:r>
+        <w:rPr>
+          <w:rStyle w:val="DecValTok"/>
+        </w:rPr>
         <w:t xml:space="preserve">8</w:t>
-      </w:r>
-      <w:r>
-        <w:rPr>
-          <w:rStyle w:val="DataTypeTok"/>
-        </w:rPr>
-        <w:t xml:space="preserve">L</w:t>
-      </w:r>
-      <w:r>
-        <w:rPr>
-          <w:rStyle w:val="NormalTok"/>
-        </w:rPr>
-        <w:t xml:space="preserve">),</w:t>
-      </w:r>
-      <w:r>
-        <w:br/>
-      </w:r>
-      <w:r>
-        <w:rPr>
-          <w:rStyle w:val="NormalTok"/>
-        </w:rPr>
-        <w:t xml:space="preserve">  </w:t>
-      </w:r>
-      <w:r>
-        <w:rPr>
-          <w:rStyle w:val="AttributeTok"/>
-        </w:rPr>
-        <w:t xml:space="preserve">epochs =</w:t>
-      </w:r>
-      <w:r>
-        <w:rPr>
-          <w:rStyle w:val="NormalTok"/>
-        </w:rPr>
-        <w:t xml:space="preserve"> </w:t>
-      </w:r>
-      <w:r>
-        <w:rPr>
-          <w:rStyle w:val="DecValTok"/>
-        </w:rPr>
-        <w:t xml:space="preserve">100</w:t>
-      </w:r>
-      <w:r>
-        <w:rPr>
-          <w:rStyle w:val="DataTypeTok"/>
-        </w:rPr>
-        <w:t xml:space="preserve">L</w:t>
-      </w:r>
-      <w:r>
-        <w:rPr>
-          <w:rStyle w:val="NormalTok"/>
-        </w:rPr>
-        <w:t xml:space="preserve">,</w:t>
-      </w:r>
-      <w:r>
-        <w:br/>
-      </w:r>
-      <w:r>
-        <w:rPr>
-          <w:rStyle w:val="NormalTok"/>
-        </w:rPr>
-        <w:t xml:space="preserve">  </w:t>
-      </w:r>
-      <w:r>
-        <w:rPr>
-          <w:rStyle w:val="AttributeTok"/>
-        </w:rPr>
-        <w:t xml:space="preserve">batch_size =</w:t>
-      </w:r>
-      <w:r>
-        <w:rPr>
-          <w:rStyle w:val="NormalTok"/>
-        </w:rPr>
-        <w:t xml:space="preserve"> </w:t>
-      </w:r>
-      <w:r>
-        <w:rPr>
-          <w:rStyle w:val="DecValTok"/>
-        </w:rPr>
-        <w:t xml:space="preserve">16</w:t>
       </w:r>
       <w:r>
         <w:rPr>
@@ -1340,7 +1376,7 @@
         <w:rPr>
           <w:rStyle w:val="VerbatimChar"/>
         </w:rPr>
-        <w:t xml:space="preserve">## [1] 0.1782903</w:t>
+        <w:t xml:space="preserve">## [1] 1.727474e-05</w:t>
       </w:r>
     </w:p>
     <w:p>
@@ -1622,7 +1658,7 @@
         <w:rPr>
           <w:rStyle w:val="VerbatimChar"/>
         </w:rPr>
-        <w:t xml:space="preserve">## [1] 0.7210775 0.6664229 0.6165880 0.5381956 0.5377110</w:t>
+        <w:t xml:space="preserve">## [1]  0.41312615  0.17741968 -0.06702235 -0.30823471 -0.53065394</w:t>
       </w:r>
       <w:r>
         <w:br/>
@@ -1649,7 +1685,7 @@
         <w:rPr>
           <w:rStyle w:val="VerbatimChar"/>
         </w:rPr>
-        <w:t xml:space="preserve">## [1] 1.54351</w:t>
+        <w:t xml:space="preserve">## [1] 0.03954362</w:t>
       </w:r>
       <w:r>
         <w:br/>
@@ -1676,7 +1712,7 @@
         <w:rPr>
           <w:rStyle w:val="VerbatimChar"/>
         </w:rPr>
-        <w:t xml:space="preserve">## [1] 0.5444734</w:t>
+        <w:t xml:space="preserve">## [1] 7.71151e-05</w:t>
       </w:r>
       <w:r>
         <w:br/>
@@ -1703,7 +1739,7 @@
         <w:rPr>
           <w:rStyle w:val="VerbatimChar"/>
         </w:rPr>
-        <w:t xml:space="preserve">## [1] -3.702645</w:t>
+        <w:t xml:space="preserve">## [1] 0.999334</w:t>
       </w:r>
       <w:r>
         <w:br/>
@@ -1730,7 +1766,7 @@
         <w:rPr>
           <w:rStyle w:val="VerbatimChar"/>
         </w:rPr>
-        <w:t xml:space="preserve">##         mse   smape        R2</w:t>
+        <w:t xml:space="preserve">##           mse      smape       R2</w:t>
       </w:r>
       <w:r>
         <w:br/>
@@ -1739,7 +1775,7 @@
         <w:rPr>
           <w:rStyle w:val="VerbatimChar"/>
         </w:rPr>
-        <w:t xml:space="preserve">## 1 0.5444734 1.54351 -3.702645</w:t>
+        <w:t xml:space="preserve">## 1 7.71151e-05 0.03954362 0.999334</w:t>
       </w:r>
     </w:p>
     <w:p>
@@ -1982,7 +2018,7 @@
               <a:graphicData uri="http://schemas.openxmlformats.org/drawingml/2006/picture">
                 <pic:pic>
                   <pic:nvPicPr>
-                    <pic:cNvPr descr="C:\Git\dal\tspredit\examples\prediction\doc\07-torch-ts-mlp-regression_files/b3442c0bd48568ef5138548ee9cd05c9194d366f.png" id="14" name="Picture"/>
+                    <pic:cNvPr descr="C:\Git\dal\tspredit\examples\prediction\doc\07-torch-ts-mlp-regression_files/8602fd30f3ef86c14d1b2e83f2e0759bd249b14f.png" id="14" name="Picture"/>
                     <pic:cNvPicPr>
                       <a:picLocks noChangeArrowheads="1" noChangeAspect="1"/>
                     </pic:cNvPicPr>

--- a/examples/prediction/doc/07-torch-ts-mlp-regression.docx
+++ b/examples/prediction/doc/07-torch-ts-mlp-regression.docx
@@ -363,7 +363,7 @@
         <w:rPr>
           <w:rStyle w:val="VerbatimChar"/>
         </w:rPr>
-        <w:t xml:space="preserve">##             t9        t8        t7        t6        t5        t4        t3</w:t>
+        <w:t xml:space="preserve">##             t9        t8        t7        t6        t5        t4        t3        t2        t1        t0</w:t>
       </w:r>
       <w:r>
         <w:br/>
@@ -372,7 +372,7 @@
         <w:rPr>
           <w:rStyle w:val="VerbatimChar"/>
         </w:rPr>
-        <w:t xml:space="preserve">## [1,] 0.0000000 0.2474040 0.4794255 0.6816388 0.8414710 0.9489846 0.9974950</w:t>
+        <w:t xml:space="preserve">## [1,] 0.0000000 0.2474040 0.4794255 0.6816388 0.8414710 0.9489846 0.9974950 0.9839859 0.9092974 0.7780732</w:t>
       </w:r>
       <w:r>
         <w:br/>
@@ -381,7 +381,7 @@
         <w:rPr>
           <w:rStyle w:val="VerbatimChar"/>
         </w:rPr>
-        <w:t xml:space="preserve">## [2,] 0.2474040 0.4794255 0.6816388 0.8414710 0.9489846 0.9974950 0.9839859</w:t>
+        <w:t xml:space="preserve">## [2,] 0.2474040 0.4794255 0.6816388 0.8414710 0.9489846 0.9974950 0.9839859 0.9092974 0.7780732 0.5984721</w:t>
       </w:r>
       <w:r>
         <w:br/>
@@ -390,43 +390,7 @@
         <w:rPr>
           <w:rStyle w:val="VerbatimChar"/>
         </w:rPr>
-        <w:t xml:space="preserve">## [3,] 0.4794255 0.6816388 0.8414710 0.9489846 0.9974950 0.9839859 0.9092974</w:t>
-      </w:r>
-      <w:r>
-        <w:br/>
-      </w:r>
-      <w:r>
-        <w:rPr>
-          <w:rStyle w:val="VerbatimChar"/>
-        </w:rPr>
-        <w:t xml:space="preserve">##             t2        t1        t0</w:t>
-      </w:r>
-      <w:r>
-        <w:br/>
-      </w:r>
-      <w:r>
-        <w:rPr>
-          <w:rStyle w:val="VerbatimChar"/>
-        </w:rPr>
-        <w:t xml:space="preserve">## [1,] 0.9839859 0.9092974 0.7780732</w:t>
-      </w:r>
-      <w:r>
-        <w:br/>
-      </w:r>
-      <w:r>
-        <w:rPr>
-          <w:rStyle w:val="VerbatimChar"/>
-        </w:rPr>
-        <w:t xml:space="preserve">## [2,] 0.9092974 0.7780732 0.5984721</w:t>
-      </w:r>
-      <w:r>
-        <w:br/>
-      </w:r>
-      <w:r>
-        <w:rPr>
-          <w:rStyle w:val="VerbatimChar"/>
-        </w:rPr>
-        <w:t xml:space="preserve">## [3,] 0.7780732 0.5984721 0.3816610</w:t>
+        <w:t xml:space="preserve">## [3,] 0.4794255 0.6816388 0.8414710 0.9489846 0.9974950 0.9839859 0.9092974 0.7780732 0.5984721 0.3816610</w:t>
       </w:r>
     </w:p>
     <w:p>
@@ -612,7 +576,7 @@
               <a:graphicData uri="http://schemas.openxmlformats.org/drawingml/2006/picture">
                 <pic:pic>
                   <pic:nvPicPr>
-                    <pic:cNvPr descr="C:\Git\dal\tspredit\examples\prediction\doc\07-torch-ts-mlp-regression_files/716a4d1e457f97618aa46ca41f6f38e17df76816.png" id="11" name="Picture"/>
+                    <pic:cNvPr descr="/home/gpca/tspredit/examples/prediction/doc/07-torch-ts-mlp-regression_files/2311a3ccdefa9666c559bd154e42236a6cdf3fea.png" id="11" name="Picture"/>
                     <pic:cNvPicPr>
                       <a:picLocks noChangeArrowheads="1" noChangeAspect="1"/>
                     </pic:cNvPicPr>
@@ -1376,7 +1340,7 @@
         <w:rPr>
           <w:rStyle w:val="VerbatimChar"/>
         </w:rPr>
-        <w:t xml:space="preserve">## [1] 1.727474e-05</w:t>
+        <w:t xml:space="preserve">## [1] 1.727476e-05</w:t>
       </w:r>
     </w:p>
     <w:p>
@@ -1658,7 +1622,7 @@
         <w:rPr>
           <w:rStyle w:val="VerbatimChar"/>
         </w:rPr>
-        <w:t xml:space="preserve">## [1]  0.41312615  0.17741968 -0.06702235 -0.30823471 -0.53065394</w:t>
+        <w:t xml:space="preserve">## [1]  0.41312639  0.17741979 -0.06702211 -0.30823441 -0.53065376</w:t>
       </w:r>
       <w:r>
         <w:br/>
@@ -1685,7 +1649,7 @@
         <w:rPr>
           <w:rStyle w:val="VerbatimChar"/>
         </w:rPr>
-        <w:t xml:space="preserve">## [1] 0.03954362</w:t>
+        <w:t xml:space="preserve">## [1] 0.03954484</w:t>
       </w:r>
       <w:r>
         <w:br/>
@@ -1712,7 +1676,7 @@
         <w:rPr>
           <w:rStyle w:val="VerbatimChar"/>
         </w:rPr>
-        <w:t xml:space="preserve">## [1] 7.71151e-05</w:t>
+        <w:t xml:space="preserve">## [1] 7.711843e-05</w:t>
       </w:r>
       <w:r>
         <w:br/>
@@ -1739,7 +1703,7 @@
         <w:rPr>
           <w:rStyle w:val="VerbatimChar"/>
         </w:rPr>
-        <w:t xml:space="preserve">## [1] 0.999334</w:t>
+        <w:t xml:space="preserve">## [1] 0.9993339</w:t>
       </w:r>
       <w:r>
         <w:br/>
@@ -1766,7 +1730,7 @@
         <w:rPr>
           <w:rStyle w:val="VerbatimChar"/>
         </w:rPr>
-        <w:t xml:space="preserve">##           mse      smape       R2</w:t>
+        <w:t xml:space="preserve">##            mse      smape        R2</w:t>
       </w:r>
       <w:r>
         <w:br/>
@@ -1775,7 +1739,7 @@
         <w:rPr>
           <w:rStyle w:val="VerbatimChar"/>
         </w:rPr>
-        <w:t xml:space="preserve">## 1 7.71151e-05 0.03954362 0.999334</w:t>
+        <w:t xml:space="preserve">## 1 7.711843e-05 0.03954484 0.9993339</w:t>
       </w:r>
     </w:p>
     <w:p>
@@ -2018,7 +1982,7 @@
               <a:graphicData uri="http://schemas.openxmlformats.org/drawingml/2006/picture">
                 <pic:pic>
                   <pic:nvPicPr>
-                    <pic:cNvPr descr="C:\Git\dal\tspredit\examples\prediction\doc\07-torch-ts-mlp-regression_files/8602fd30f3ef86c14d1b2e83f2e0759bd249b14f.png" id="14" name="Picture"/>
+                    <pic:cNvPr descr="/home/gpca/tspredit/examples/prediction/doc/07-torch-ts-mlp-regression_files/deca65b411e97bd23230bb75b95036c3f87b37bf.png" id="14" name="Picture"/>
                     <pic:cNvPicPr>
                       <a:picLocks noChangeArrowheads="1" noChangeAspect="1"/>
                     </pic:cNvPicPr>
